--- a/事到如今，咳的罪恶还数得过来吗.docx
+++ b/事到如今，咳的罪恶还数得过来吗.docx
@@ -2225,6 +2225,33 @@
         </w:rPr>
         <w:t>如果有好玩的美式，谁玩德式啊</w:t>
       </w:r>
+    </w:p>
+    <w:p>
+      <w:pPr>
+        <w:pStyle w:val="4"/>
+        <w:numPr>
+          <w:ilvl w:val="0"/>
+          <w:numId w:val="1"/>
+        </w:numPr>
+        <w:ind w:left="360" w:leftChars="0" w:hanging="360" w:firstLineChars="0"/>
+        <w:rPr>
+          <w:rFonts w:hint="default" w:ascii="宋体" w:hAnsi="宋体" w:eastAsia="宋体" w:cs="宋体"/>
+          <w:kern w:val="2"/>
+          <w:sz w:val="28"/>
+          <w:szCs w:val="28"/>
+          <w:lang w:val="en-US" w:eastAsia="zh-CN" w:bidi="ar-SA"/>
+        </w:rPr>
+      </w:pPr>
+      <w:r>
+        <w:rPr>
+          <w:rFonts w:hint="default" w:ascii="宋体" w:hAnsi="宋体" w:eastAsia="宋体" w:cs="宋体"/>
+          <w:kern w:val="2"/>
+          <w:sz w:val="28"/>
+          <w:szCs w:val="28"/>
+          <w:lang w:val="en-US" w:eastAsia="zh-CN" w:bidi="ar-SA"/>
+        </w:rPr>
+        <w:t>窝也是新人</w:t>
+      </w:r>
       <w:bookmarkStart w:id="0" w:name="_GoBack"/>
       <w:bookmarkEnd w:id="0"/>
     </w:p>
@@ -2255,7 +2282,7 @@
 </file>
 
 <file path=word/numbering.xml><?xml version="1.0" encoding="utf-8"?>
-<w:numbering xmlns:wpc="http://schemas.microsoft.com/office/word/2010/wordprocessingCanvas" xmlns:mc="http://schemas.openxmlformats.org/markup-compatibility/2006" xmlns:o="urn:schemas-microsoft-com:office:office" xmlns:r="http://schemas.openxmlformats.org/officeDocument/2006/relationships" xmlns:m="http://schemas.openxmlformats.org/officeDocument/2006/math" xmlns:v="urn:schemas-microsoft-com:vml" xmlns:wp14="http://schemas.microsoft.com/office/word/2010/wordprocessingDrawing" xmlns:wp="http://schemas.openxmlformats.org/drawingml/2006/wordprocessingDrawing" xmlns:w10="urn:schemas-microsoft-com:office:word" xmlns:w="http://schemas.openxmlformats.org/wordprocessingml/2006/main" xmlns:w14="http://schemas.microsoft.com/office/word/2010/wordml" xmlns:wpg="http://schemas.microsoft.com/office/word/2010/wordprocessingGroup" xmlns:wpi="http://schemas.microsoft.com/office/word/2010/wordprocessingInk" xmlns:wne="http://schemas.microsoft.com/office/word/2006/wordml" xmlns:wps="http://schemas.microsoft.com/office/word/2010/wordprocessingShape" xmlns:wpsCustomData="http://www.wps.cn/officeDocument/2013/wpsCustomData" mc:Ignorable="w14 wp14">
+<w:numbering xmlns:wpc="http://schemas.microsoft.com/office/word/2010/wordprocessingCanvas" xmlns:mc="http://schemas.openxmlformats.org/markup-compatibility/2006" xmlns:o="urn:schemas-microsoft-com:office:office" xmlns:r="http://schemas.openxmlformats.org/officeDocument/2006/relationships" xmlns:m="http://schemas.openxmlformats.org/officeDocument/2006/math" xmlns:v="urn:schemas-microsoft-com:vml" xmlns:wp14="http://schemas.microsoft.com/office/word/2010/wordprocessingDrawing" xmlns:wp="http://schemas.openxmlformats.org/drawingml/2006/wordprocessingDrawing" xmlns:w10="urn:schemas-microsoft-com:office:word" xmlns:w="http://schemas.openxmlformats.org/wordprocessingml/2006/main" xmlns:w14="http://schemas.microsoft.com/office/word/2010/wordml" xmlns:wpg="http://schemas.microsoft.com/office/word/2010/wordprocessingGroup" xmlns:wpi="http://schemas.microsoft.com/office/word/2010/wordprocessingInk" xmlns:wne="http://schemas.microsoft.com/office/word/2006/wordml" xmlns:wps="http://schemas.microsoft.com/office/word/2010/wordprocessingShape" mc:Ignorable="w14 wp14">
   <w:abstractNum w:abstractNumId="0">
     <w:nsid w:val="00000000"/>
     <w:multiLevelType w:val="multilevel"/>
@@ -2352,14 +2379,13 @@
 </file>
 
 <file path=word/styles.xml><?xml version="1.0" encoding="utf-8"?>
-<w:styles xmlns:mc="http://schemas.openxmlformats.org/markup-compatibility/2006" xmlns:o="urn:schemas-microsoft-com:office:office" xmlns:r="http://schemas.openxmlformats.org/officeDocument/2006/relationships" xmlns:m="http://schemas.openxmlformats.org/officeDocument/2006/math" xmlns:v="urn:schemas-microsoft-com:vml" xmlns:w="http://schemas.openxmlformats.org/wordprocessingml/2006/main" xmlns:w14="http://schemas.microsoft.com/office/word/2010/wordml" xmlns:w10="urn:schemas-microsoft-com:office:word" xmlns:sl="http://schemas.openxmlformats.org/schemaLibrary/2006/main" xmlns:wpsCustomData="http://www.wps.cn/officeDocument/2013/wpsCustomData" mc:Ignorable="w14">
+<w:styles xmlns:mc="http://schemas.openxmlformats.org/markup-compatibility/2006" xmlns:o="urn:schemas-microsoft-com:office:office" xmlns:r="http://schemas.openxmlformats.org/officeDocument/2006/relationships" xmlns:m="http://schemas.openxmlformats.org/officeDocument/2006/math" xmlns:v="urn:schemas-microsoft-com:vml" xmlns:w="http://schemas.openxmlformats.org/wordprocessingml/2006/main" xmlns:w14="http://schemas.microsoft.com/office/word/2010/wordml" xmlns:w10="urn:schemas-microsoft-com:office:word" xmlns:sl="http://schemas.openxmlformats.org/schemaLibrary/2006/main" mc:Ignorable="w14">
   <w:docDefaults>
     <w:rPrDefault>
       <w:rPr>
         <w:rFonts w:ascii="Times New Roman" w:hAnsi="Times New Roman" w:eastAsia="宋体" w:cs="Times New Roman"/>
       </w:rPr>
     </w:rPrDefault>
-    <w:pPrDefault/>
   </w:docDefaults>
   <w:latentStyles w:count="260" w:defQFormat="0" w:defUnhideWhenUsed="1" w:defSemiHidden="1" w:defUIPriority="99" w:defLockedState="0">
     <w:lsdException w:qFormat="1" w:unhideWhenUsed="0" w:uiPriority="0" w:semiHidden="0" w:name="Normal"/>
@@ -2938,4 +2964,20 @@
   </a:themeElements>
   <a:objectDefaults/>
 </a:theme>
+</file>
+
+<file path=customXml/item1.xml><?xml version="1.0" encoding="utf-8"?>
+<s:customData xmlns="http://www.wps.cn/officeDocument/2013/wpsCustomData" xmlns:s="http://www.wps.cn/officeDocument/2013/wpsCustomData">
+  <customSectProps>
+    <customSectPr/>
+  </customSectProps>
+</s:customData>
+</file>
+
+<file path=customXml/itemProps1.xml><?xml version="1.0" encoding="utf-8"?>
+<ds:datastoreItem xmlns:ds="http://schemas.openxmlformats.org/officeDocument/2006/customXml" ds:itemID="{B1977F7D-205B-4081-913C-38D41E755F92}">
+  <ds:schemaRefs>
+    <ds:schemaRef ds:uri="http://www.wps.cn/officeDocument/2013/wpsCustomData"/>
+  </ds:schemaRefs>
+</ds:datastoreItem>
 </file>